--- a/KHBD_Tin_học/Lớp_3/Tuần_10/KHBD_Tin_hoc_Lớp_3_Tiet09_anh_gia_inh_ky_1.docx
+++ b/KHBD_Tin_học/Lớp_3/Tuần_10/KHBD_Tin_hoc_Lớp_3_Tiet09_anh_gia_inh_ky_1.docx
@@ -392,18 +392,29 @@
     </w:p>
     <w:p>
       <w:pPr>
-        <w:spacing w:line="319" w:lineRule="auto" w:after="60" w:before="0"/>
-        <w:ind w:firstLine="0" w:left="850"/>
+        <w:spacing w:line="276" w:lineRule="auto" w:after="0" w:before="0"/>
+        <w:ind w:left="850" w:firstLine="0"/>
         <w:jc w:val="both"/>
       </w:pPr>
       <w:r>
         <w:rPr>
-          <w:rFonts w:ascii="Times New Roman" w:hAnsi="Times New Roman" w:eastAsia="Times New Roman"/>
-          <w:b w:val="0"/>
-          <w:i w:val="0"/>
+          <w:rFonts w:ascii="Times New Roman" w:hAnsi="Times New Roman" w:cs="Times New Roman"/>
           <w:sz w:val="26"/>
         </w:rPr>
-        <w:t>- Miền V. Giải quyết vấn đề (thành tố 5.3. Sử dụng sáng tạo công nghệ số – Bậc 1): Sử dụng công cụ số để giải quyết vấn đề đơn giản trong bài học. (Đạt được thông qua Hoạt động 2, Hoạt động 3)</w:t>
+        <w:t>- 5.4.CB1a: Nhận ra được NLS của tôi cần được cải thiện hoặc cập nhật ở đâu. (Tự đánh giá và hoàn thiện các kỹ năng số đã học trong kỳ). (Đạt được thông qua Hoạt động 1, Hoạt động 2)</w:t>
+      </w:r>
+    </w:p>
+    <w:p>
+      <w:pPr>
+        <w:spacing w:after="0" w:line="276" w:lineRule="auto"/>
+        <w:ind w:left="850" w:firstLine="0"/>
+      </w:pPr>
+      <w:r>
+        <w:rPr>
+          <w:rFonts w:ascii="Times New Roman" w:hAnsi="Times New Roman" w:cs="Times New Roman"/>
+          <w:sz w:val="26"/>
+        </w:rPr>
+        <w:t>- 1.2.CB1a: Phát hiện được độ tin cậy và độ chính xác của các nguồn chung của dữ liệu, thông tin và nội dung số. (Kiểm tra, đánh giá tính chính xác của kết quả thực hành trên máy). (Đạt được thông qua Hoạt động 3, Hoạt động 4)</w:t>
       </w:r>
     </w:p>
     <w:p>
